--- a/downloads/teacher/04 Units/Unit 03 - Human Development and Relationships - Growing Up, Getting Along/Lesson 03.11 - Conflict Prevent Manage Repair.docx
+++ b/downloads/teacher/04 Units/Unit 03 - Human Development and Relationships - Growing Up, Getting Along/Lesson 03.11 - Conflict Prevent Manage Repair.docx
@@ -266,67 +266,6 @@
       <w:r>
         <w:t xml:space="preserve">By the end of this lesson, students will be able to:</w:t>
       </w:r>
-      <w:r>
-        <w:t xml:space="preserve"> </w:t>
-      </w:r>
-      <w:r>
-        <w:t xml:space="preserve">1. (Low) Given a list of the five steps for managing a conflict (cool down, I-message, listen, find the shared want, agree on one step) and the three repair steps (apologize, make it right, move on), state each step in order and give an example of each.</w:t>
-      </w:r>
-      <w:r>
-        <w:t xml:space="preserve"> </w:t>
-      </w:r>
-      <w:r>
-        <w:t xml:space="preserve">2. (Mid) Given a conflict scenario, place it on the escalation ladder, identify what each person wants, and apply the five steps in a role play with a coach checking each step.</w:t>
-      </w:r>
-      <w:r>
-        <w:t xml:space="preserve"> </w:t>
-      </w:r>
-      <w:r>
-        <w:t xml:space="preserve">3. (High) After a role play, evaluate whether the conflict was handled or only paused, and judge whether the scenario was one a student should handle alone or bring to an adult, with a reason.</w:t>
-      </w:r>
-    </w:p>
-    <w:p>
-      <w:pPr>
-        <w:pStyle w:val="Heading2"/>
-      </w:pPr>
-      <w:bookmarkStart w:id="24" w:name="vocabulary"/>
-      <w:r>
-        <w:t xml:space="preserve">Vocabulary</w:t>
-      </w:r>
-      <w:bookmarkEnd w:id="24"/>
-    </w:p>
-    <w:p>
-      <w:pPr>
-        <w:pStyle w:val="FirstParagraph"/>
-      </w:pPr>
-      <w:r>
-        <w:t xml:space="preserve">Tier 2 (general academic): escalate, compromise, apologize, resolve</w:t>
-      </w:r>
-      <w:r>
-        <w:t xml:space="preserve"> </w:t>
-      </w:r>
-      <w:r>
-        <w:t xml:space="preserve">Tier 3 (FACS): conflict, escalation ladder, shared want, cool down, repair. See the unit vocabulary list (</w:t>
-      </w:r>
-      <w:r>
-        <w:rPr>
-          <w:rStyle w:val="VerbatimChar"/>
-        </w:rPr>
-        <w:t xml:space="preserve">Vocabulary 03.md</w:t>
-      </w:r>
-      <w:r>
-        <w:t xml:space="preserve">) for Turkish, Portuguese, and Spanish.</w:t>
-      </w:r>
-    </w:p>
-    <w:p>
-      <w:pPr>
-        <w:pStyle w:val="Heading2"/>
-      </w:pPr>
-      <w:bookmarkStart w:id="25" w:name="materials-and-setup"/>
-      <w:r>
-        <w:t xml:space="preserve">Materials and setup</w:t>
-      </w:r>
-      <w:bookmarkEnd w:id="25"/>
     </w:p>
     <w:p>
       <w:pPr>
@@ -337,22 +276,7 @@
         <w:pStyle w:val="Compact"/>
       </w:pPr>
       <w:r>
-        <w:t xml:space="preserve">Handout, one per student:</w:t>
-      </w:r>
-      <w:r>
-        <w:t xml:space="preserve"> </w:t>
-      </w:r>
-      <w:r>
-        <w:rPr>
-          <w:rStyle w:val="VerbatimChar"/>
-        </w:rPr>
-        <w:t xml:space="preserve">Handout 03.11 - Conflict Scenarios Coach Checklist and Repair Steps.md</w:t>
-      </w:r>
-      <w:r>
-        <w:t xml:space="preserve"> </w:t>
-      </w:r>
-      <w:r>
-        <w:t xml:space="preserve">(ten scenario cards, the coach checklist, the escalation ladder, and the repair steps)</w:t>
+        <w:t xml:space="preserve">(Low) Given a list of the five steps for managing a conflict (cool down, I-message, listen, find the shared want, agree on one step) and the three repair steps (apologize, make it right, move on), state each step in order and give an example of each.</w:t>
       </w:r>
     </w:p>
     <w:p>
@@ -364,22 +288,7 @@
         <w:pStyle w:val="Compact"/>
       </w:pPr>
       <w:r>
-        <w:t xml:space="preserve">Slides:</w:t>
-      </w:r>
-      <w:r>
-        <w:t xml:space="preserve"> </w:t>
-      </w:r>
-      <w:r>
-        <w:rPr>
-          <w:rStyle w:val="VerbatimChar"/>
-        </w:rPr>
-        <w:t xml:space="preserve">Slides 03.11 - Conflict Prevent Manage Repair</w:t>
-      </w:r>
-      <w:r>
-        <w:t xml:space="preserve"> </w:t>
-      </w:r>
-      <w:r>
-        <w:t xml:space="preserve">(Day 1 and Day 2 labeled)</w:t>
+        <w:t xml:space="preserve">(Mid) Given a conflict scenario, place it on the escalation ladder, identify what each person wants, and apply the five steps in a role play with a coach checking each step.</w:t>
       </w:r>
     </w:p>
     <w:p>
@@ -391,38 +300,147 @@
         <w:pStyle w:val="Compact"/>
       </w:pPr>
       <w:r>
-        <w:t xml:space="preserve">Chart paper or the whiteboard for the class conflict map (Day 1)</w:t>
-      </w:r>
+        <w:t xml:space="preserve">(High) After a role play, evaluate whether the conflict was handled or only paused, and judge whether the scenario was one a student should handle alone or bring to an adult, with a reason.</w:t>
+      </w:r>
+    </w:p>
+    <w:p>
+      <w:pPr>
+        <w:pStyle w:val="Heading2"/>
+      </w:pPr>
+      <w:bookmarkStart w:id="24" w:name="vocabulary"/>
+      <w:r>
+        <w:t xml:space="preserve">Vocabulary</w:t>
+      </w:r>
+      <w:bookmarkEnd w:id="24"/>
+    </w:p>
+    <w:p>
+      <w:pPr>
+        <w:pStyle w:val="FirstParagraph"/>
+      </w:pPr>
+      <w:r>
+        <w:t xml:space="preserve">Tier 2 (general academic): escalate, compromise, apologize, resolve</w:t>
+      </w:r>
+      <w:r>
+        <w:t xml:space="preserve"> </w:t>
+      </w:r>
+      <w:r>
+        <w:t xml:space="preserve">Tier 3 (FACS): conflict, escalation ladder, shared want, cool down, repair. See the unit vocabulary list (</w:t>
+      </w:r>
+      <w:r>
+        <w:rPr>
+          <w:rStyle w:val="VerbatimChar"/>
+        </w:rPr>
+        <w:t xml:space="preserve">Vocabulary 03.md</w:t>
+      </w:r>
+      <w:r>
+        <w:t xml:space="preserve">) for Turkish, Portuguese, and Spanish.</w:t>
+      </w:r>
+    </w:p>
+    <w:p>
+      <w:pPr>
+        <w:pStyle w:val="Heading2"/>
+      </w:pPr>
+      <w:bookmarkStart w:id="25" w:name="materials-and-setup"/>
+      <w:r>
+        <w:t xml:space="preserve">Materials and setup</w:t>
+      </w:r>
+      <w:bookmarkEnd w:id="25"/>
     </w:p>
     <w:p>
       <w:pPr>
         <w:numPr>
           <w:ilvl w:val="0"/>
-          <w:numId w:val="1002"/>
+          <w:numId w:val="1003"/>
         </w:numPr>
         <w:pStyle w:val="Compact"/>
       </w:pPr>
       <w:r>
-        <w:t xml:space="preserve">Sticky notes, one pad per group of four (Day 1)</w:t>
+        <w:t xml:space="preserve">Handout, one per student:</w:t>
+      </w:r>
+      <w:r>
+        <w:t xml:space="preserve"> </w:t>
+      </w:r>
+      <w:r>
+        <w:rPr>
+          <w:rStyle w:val="VerbatimChar"/>
+        </w:rPr>
+        <w:t xml:space="preserve">Handout 03.11 - Conflict Scenarios Coach Checklist and Repair Steps.md</w:t>
+      </w:r>
+      <w:r>
+        <w:t xml:space="preserve"> </w:t>
+      </w:r>
+      <w:r>
+        <w:t xml:space="preserve">(ten scenario cards, the coach checklist, the escalation ladder, and the repair steps)</w:t>
       </w:r>
     </w:p>
     <w:p>
       <w:pPr>
         <w:numPr>
           <w:ilvl w:val="0"/>
-          <w:numId w:val="1002"/>
+          <w:numId w:val="1003"/>
         </w:numPr>
         <w:pStyle w:val="Compact"/>
       </w:pPr>
       <w:r>
-        <w:t xml:space="preserve">A timer visible to the class</w:t>
+        <w:t xml:space="preserve">Slides:</w:t>
+      </w:r>
+      <w:r>
+        <w:t xml:space="preserve"> </w:t>
+      </w:r>
+      <w:r>
+        <w:rPr>
+          <w:rStyle w:val="VerbatimChar"/>
+        </w:rPr>
+        <w:t xml:space="preserve">Slides 03.11 - Conflict Prevent Manage Repair</w:t>
+      </w:r>
+      <w:r>
+        <w:t xml:space="preserve"> </w:t>
+      </w:r>
+      <w:r>
+        <w:t xml:space="preserve">(Day 1 and Day 2 labeled)</w:t>
       </w:r>
     </w:p>
     <w:p>
       <w:pPr>
         <w:numPr>
           <w:ilvl w:val="0"/>
-          <w:numId w:val="1002"/>
+          <w:numId w:val="1003"/>
+        </w:numPr>
+        <w:pStyle w:val="Compact"/>
+      </w:pPr>
+      <w:r>
+        <w:t xml:space="preserve">Chart paper or the whiteboard for the class conflict map (Day 1)</w:t>
+      </w:r>
+    </w:p>
+    <w:p>
+      <w:pPr>
+        <w:numPr>
+          <w:ilvl w:val="0"/>
+          <w:numId w:val="1003"/>
+        </w:numPr>
+        <w:pStyle w:val="Compact"/>
+      </w:pPr>
+      <w:r>
+        <w:t xml:space="preserve">Sticky notes, one pad per group of four (Day 1)</w:t>
+      </w:r>
+    </w:p>
+    <w:p>
+      <w:pPr>
+        <w:numPr>
+          <w:ilvl w:val="0"/>
+          <w:numId w:val="1003"/>
+        </w:numPr>
+        <w:pStyle w:val="Compact"/>
+      </w:pPr>
+      <w:r>
+        <w:t xml:space="preserve">A timer visible to the class</w:t>
+      </w:r>
+    </w:p>
+    <w:p>
+      <w:pPr>
+        <w:numPr>
+          <w:ilvl w:val="0"/>
+          <w:numId w:val="1003"/>
         </w:numPr>
         <w:pStyle w:val="Compact"/>
       </w:pPr>
@@ -1382,23 +1400,41 @@
       <w:r>
         <w:t xml:space="preserve">Monitor understanding:</w:t>
       </w:r>
-      <w:r>
-        <w:t xml:space="preserve"> </w:t>
-      </w:r>
-      <w:r>
-        <w:t xml:space="preserve">- What are the four causes of conflict at this age? Which one was the scenario you just role played?</w:t>
-      </w:r>
-      <w:r>
-        <w:t xml:space="preserve"> </w:t>
-      </w:r>
-      <w:r>
-        <w:t xml:space="preserve">- What rung was your conflict on when it started? Where did it end?</w:t>
-      </w:r>
-      <w:r>
-        <w:t xml:space="preserve"> </w:t>
-      </w:r>
-      <w:r>
-        <w:t xml:space="preserve">- What is the difference between</w:t>
+    </w:p>
+    <w:p>
+      <w:pPr>
+        <w:numPr>
+          <w:ilvl w:val="0"/>
+          <w:numId w:val="1004"/>
+        </w:numPr>
+        <w:pStyle w:val="Compact"/>
+      </w:pPr>
+      <w:r>
+        <w:t xml:space="preserve">What are the four causes of conflict at this age? Which one was the scenario you just role played?</w:t>
+      </w:r>
+    </w:p>
+    <w:p>
+      <w:pPr>
+        <w:numPr>
+          <w:ilvl w:val="0"/>
+          <w:numId w:val="1004"/>
+        </w:numPr>
+        <w:pStyle w:val="Compact"/>
+      </w:pPr>
+      <w:r>
+        <w:t xml:space="preserve">What rung was your conflict on when it started? Where did it end?</w:t>
+      </w:r>
+    </w:p>
+    <w:p>
+      <w:pPr>
+        <w:numPr>
+          <w:ilvl w:val="0"/>
+          <w:numId w:val="1004"/>
+        </w:numPr>
+        <w:pStyle w:val="Compact"/>
+      </w:pPr>
+      <w:r>
+        <w:t xml:space="preserve">What is the difference between</w:t>
       </w:r>
       <w:r>
         <w:t xml:space="preserve"> </w:t>
@@ -1421,22 +1457,34 @@
     </w:p>
     <w:p>
       <w:pPr>
-        <w:pStyle w:val="BodyText"/>
+        <w:pStyle w:val="FirstParagraph"/>
       </w:pPr>
       <w:r>
         <w:t xml:space="preserve">Deepen learning:</w:t>
       </w:r>
-      <w:r>
-        <w:t xml:space="preserve"> </w:t>
-      </w:r>
-      <w:r>
-        <w:t xml:space="preserve">- Why does cooling down come before the I-message? What happens if you skip it?</w:t>
-      </w:r>
-      <w:r>
-        <w:t xml:space="preserve"> </w:t>
-      </w:r>
-      <w:r>
-        <w:t xml:space="preserve">- Two people find the shared want (</w:t>
+    </w:p>
+    <w:p>
+      <w:pPr>
+        <w:numPr>
+          <w:ilvl w:val="0"/>
+          <w:numId w:val="1005"/>
+        </w:numPr>
+        <w:pStyle w:val="Compact"/>
+      </w:pPr>
+      <w:r>
+        <w:t xml:space="preserve">Why does cooling down come before the I-message? What happens if you skip it?</w:t>
+      </w:r>
+    </w:p>
+    <w:p>
+      <w:pPr>
+        <w:numPr>
+          <w:ilvl w:val="0"/>
+          <w:numId w:val="1005"/>
+        </w:numPr>
+        <w:pStyle w:val="Compact"/>
+      </w:pPr>
+      <w:r>
+        <w:t xml:space="preserve">Two people find the shared want (</w:t>
       </w:r>
       <w:r>
         <w:t xml:space="preserve">“</w:t>
@@ -1450,11 +1498,17 @@
       <w:r>
         <w:t xml:space="preserve">) but still cannot agree on one step. What now?</w:t>
       </w:r>
-      <w:r>
-        <w:t xml:space="preserve"> </w:t>
-      </w:r>
-      <w:r>
-        <w:t xml:space="preserve">- Is</w:t>
+    </w:p>
+    <w:p>
+      <w:pPr>
+        <w:numPr>
+          <w:ilvl w:val="0"/>
+          <w:numId w:val="1005"/>
+        </w:numPr>
+        <w:pStyle w:val="Compact"/>
+      </w:pPr>
+      <w:r>
+        <w:t xml:space="preserve">Is</w:t>
       </w:r>
       <w:r>
         <w:t xml:space="preserve"> </w:t>
@@ -1757,7 +1811,7 @@
       <w:pPr>
         <w:numPr>
           <w:ilvl w:val="0"/>
-          <w:numId w:val="1003"/>
+          <w:numId w:val="1006"/>
         </w:numPr>
         <w:pStyle w:val="Compact"/>
       </w:pPr>
@@ -1839,7 +1893,7 @@
       <w:pPr>
         <w:numPr>
           <w:ilvl w:val="0"/>
-          <w:numId w:val="1003"/>
+          <w:numId w:val="1006"/>
         </w:numPr>
         <w:pStyle w:val="Compact"/>
       </w:pPr>
@@ -1851,7 +1905,7 @@
       <w:pPr>
         <w:numPr>
           <w:ilvl w:val="0"/>
-          <w:numId w:val="1003"/>
+          <w:numId w:val="1006"/>
         </w:numPr>
         <w:pStyle w:val="Compact"/>
       </w:pPr>
@@ -1863,7 +1917,7 @@
       <w:pPr>
         <w:numPr>
           <w:ilvl w:val="0"/>
-          <w:numId w:val="1003"/>
+          <w:numId w:val="1006"/>
         </w:numPr>
         <w:pStyle w:val="Compact"/>
       </w:pPr>
@@ -1890,7 +1944,7 @@
       <w:pPr>
         <w:numPr>
           <w:ilvl w:val="0"/>
-          <w:numId w:val="1003"/>
+          <w:numId w:val="1006"/>
         </w:numPr>
         <w:pStyle w:val="Compact"/>
       </w:pPr>
@@ -1902,7 +1956,7 @@
       <w:pPr>
         <w:numPr>
           <w:ilvl w:val="0"/>
-          <w:numId w:val="1003"/>
+          <w:numId w:val="1006"/>
         </w:numPr>
         <w:pStyle w:val="Compact"/>
       </w:pPr>
@@ -2229,7 +2283,7 @@
       <w:pPr>
         <w:numPr>
           <w:ilvl w:val="0"/>
-          <w:numId w:val="1004"/>
+          <w:numId w:val="1007"/>
         </w:numPr>
         <w:pStyle w:val="Compact"/>
       </w:pPr>
@@ -2253,7 +2307,7 @@
       <w:pPr>
         <w:numPr>
           <w:ilvl w:val="0"/>
-          <w:numId w:val="1004"/>
+          <w:numId w:val="1007"/>
         </w:numPr>
         <w:pStyle w:val="Compact"/>
       </w:pPr>
@@ -2265,7 +2319,7 @@
       <w:pPr>
         <w:numPr>
           <w:ilvl w:val="0"/>
-          <w:numId w:val="1004"/>
+          <w:numId w:val="1007"/>
         </w:numPr>
         <w:pStyle w:val="Compact"/>
       </w:pPr>
@@ -2289,7 +2343,7 @@
       <w:pPr>
         <w:numPr>
           <w:ilvl w:val="0"/>
-          <w:numId w:val="1004"/>
+          <w:numId w:val="1007"/>
         </w:numPr>
         <w:pStyle w:val="Compact"/>
       </w:pPr>
@@ -2301,7 +2355,7 @@
       <w:pPr>
         <w:numPr>
           <w:ilvl w:val="0"/>
-          <w:numId w:val="1004"/>
+          <w:numId w:val="1007"/>
         </w:numPr>
         <w:pStyle w:val="Compact"/>
       </w:pPr>
@@ -2341,7 +2395,7 @@
       <w:pPr>
         <w:numPr>
           <w:ilvl w:val="0"/>
-          <w:numId w:val="1005"/>
+          <w:numId w:val="1008"/>
         </w:numPr>
         <w:pStyle w:val="Compact"/>
       </w:pPr>
@@ -2353,7 +2407,7 @@
       <w:pPr>
         <w:numPr>
           <w:ilvl w:val="0"/>
-          <w:numId w:val="1005"/>
+          <w:numId w:val="1008"/>
         </w:numPr>
         <w:pStyle w:val="Compact"/>
       </w:pPr>
@@ -2377,7 +2431,7 @@
       <w:pPr>
         <w:numPr>
           <w:ilvl w:val="0"/>
-          <w:numId w:val="1005"/>
+          <w:numId w:val="1008"/>
         </w:numPr>
         <w:pStyle w:val="Compact"/>
       </w:pPr>
@@ -2407,7 +2461,7 @@
       <w:pPr>
         <w:numPr>
           <w:ilvl w:val="0"/>
-          <w:numId w:val="1005"/>
+          <w:numId w:val="1008"/>
         </w:numPr>
         <w:pStyle w:val="Compact"/>
       </w:pPr>
@@ -2437,7 +2491,7 @@
       <w:pPr>
         <w:numPr>
           <w:ilvl w:val="0"/>
-          <w:numId w:val="1005"/>
+          <w:numId w:val="1008"/>
         </w:numPr>
         <w:pStyle w:val="Compact"/>
       </w:pPr>
@@ -2458,7 +2512,7 @@
       <w:pPr>
         <w:numPr>
           <w:ilvl w:val="0"/>
-          <w:numId w:val="1005"/>
+          <w:numId w:val="1008"/>
         </w:numPr>
         <w:pStyle w:val="Compact"/>
       </w:pPr>
@@ -2766,6 +2820,118 @@
       </w:pPr>
     </w:lvl>
   </w:abstractNum>
+  <w:abstractNum w:abstractNumId="99411">
+    <w:nsid w:val="71315dca"/>
+    <w:multiLevelType w:val="multilevel"/>
+    <w:lvl w:ilvl="0">
+      <w:start w:val="1"/>
+      <w:numFmt w:val="decimal"/>
+      <w:lvlText w:val="%1."/>
+      <w:lvlJc w:val="left"/>
+      <w:pPr>
+        <w:tabs>
+          <w:tab w:val="num" w:pos="0"/>
+        </w:tabs>
+        <w:ind w:left="480" w:hanging="480"/>
+      </w:pPr>
+    </w:lvl>
+    <w:lvl w:ilvl="1">
+      <w:start w:val="1"/>
+      <w:numFmt w:val="decimal"/>
+      <w:lvlText w:val="%2."/>
+      <w:lvlJc w:val="left"/>
+      <w:pPr>
+        <w:tabs>
+          <w:tab w:val="num" w:pos="720"/>
+        </w:tabs>
+        <w:ind w:left="1200" w:hanging="480"/>
+      </w:pPr>
+    </w:lvl>
+    <w:lvl w:ilvl="2">
+      <w:start w:val="1"/>
+      <w:numFmt w:val="decimal"/>
+      <w:lvlText w:val="%3."/>
+      <w:lvlJc w:val="left"/>
+      <w:pPr>
+        <w:tabs>
+          <w:tab w:val="num" w:pos="1440"/>
+        </w:tabs>
+        <w:ind w:left="1920" w:hanging="480"/>
+      </w:pPr>
+    </w:lvl>
+    <w:lvl w:ilvl="3">
+      <w:start w:val="1"/>
+      <w:numFmt w:val="decimal"/>
+      <w:lvlText w:val="%4."/>
+      <w:lvlJc w:val="left"/>
+      <w:pPr>
+        <w:tabs>
+          <w:tab w:val="num" w:pos="2160"/>
+        </w:tabs>
+        <w:ind w:left="2640" w:hanging="480"/>
+      </w:pPr>
+    </w:lvl>
+    <w:lvl w:ilvl="4">
+      <w:start w:val="1"/>
+      <w:numFmt w:val="decimal"/>
+      <w:lvlText w:val="%5."/>
+      <w:lvlJc w:val="left"/>
+      <w:pPr>
+        <w:tabs>
+          <w:tab w:val="num" w:pos="2880"/>
+        </w:tabs>
+        <w:ind w:left="3360" w:hanging="480"/>
+      </w:pPr>
+    </w:lvl>
+    <w:lvl w:ilvl="5">
+      <w:start w:val="1"/>
+      <w:numFmt w:val="decimal"/>
+      <w:lvlText w:val="%6."/>
+      <w:lvlJc w:val="left"/>
+      <w:pPr>
+        <w:tabs>
+          <w:tab w:val="num" w:pos="3600"/>
+        </w:tabs>
+        <w:ind w:left="4080" w:hanging="480"/>
+      </w:pPr>
+    </w:lvl>
+    <w:lvl w:ilvl="6">
+      <w:start w:val="1"/>
+      <w:numFmt w:val="decimal"/>
+      <w:lvlText w:val="%7."/>
+      <w:lvlJc w:val="left"/>
+      <w:pPr>
+        <w:tabs>
+          <w:tab w:val="num" w:pos="4320"/>
+        </w:tabs>
+        <w:ind w:left="4800" w:hanging="480"/>
+      </w:pPr>
+    </w:lvl>
+    <w:lvl w:ilvl="7">
+      <w:start w:val="1"/>
+      <w:numFmt w:val="decimal"/>
+      <w:lvlText w:val="%8."/>
+      <w:lvlJc w:val="left"/>
+      <w:pPr>
+        <w:tabs>
+          <w:tab w:val="num" w:pos="5040"/>
+        </w:tabs>
+        <w:ind w:left="5520" w:hanging="480"/>
+      </w:pPr>
+    </w:lvl>
+    <w:lvl w:ilvl="8">
+      <w:start w:val="1"/>
+      <w:numFmt w:val="decimal"/>
+      <w:lvlText w:val="%9."/>
+      <w:lvlJc w:val="left"/>
+      <w:pPr>
+        <w:tabs>
+          <w:tab w:val="num" w:pos="5760"/>
+        </w:tabs>
+        <w:ind w:left="6240" w:hanging="480"/>
+      </w:pPr>
+    </w:lvl>
+  </w:abstractNum>
   <w:num w:numId="1000">
     <w:abstractNumId w:val="990"/>
   </w:num>
@@ -2773,7 +2939,34 @@
     <w:abstractNumId w:val="991"/>
   </w:num>
   <w:num w:numId="1002">
-    <w:abstractNumId w:val="991"/>
+    <w:abstractNumId w:val="99411"/>
+    <w:lvlOverride w:ilvl="0">
+      <w:startOverride w:val="1"/>
+    </w:lvlOverride>
+    <w:lvlOverride w:ilvl="1">
+      <w:startOverride w:val="1"/>
+    </w:lvlOverride>
+    <w:lvlOverride w:ilvl="2">
+      <w:startOverride w:val="1"/>
+    </w:lvlOverride>
+    <w:lvlOverride w:ilvl="3">
+      <w:startOverride w:val="1"/>
+    </w:lvlOverride>
+    <w:lvlOverride w:ilvl="4">
+      <w:startOverride w:val="1"/>
+    </w:lvlOverride>
+    <w:lvlOverride w:ilvl="5">
+      <w:startOverride w:val="1"/>
+    </w:lvlOverride>
+    <w:lvlOverride w:ilvl="6">
+      <w:startOverride w:val="1"/>
+    </w:lvlOverride>
+    <w:lvlOverride w:ilvl="7">
+      <w:startOverride w:val="1"/>
+    </w:lvlOverride>
+    <w:lvlOverride w:ilvl="8">
+      <w:startOverride w:val="1"/>
+    </w:lvlOverride>
   </w:num>
   <w:num w:numId="1003">
     <w:abstractNumId w:val="991"/>
@@ -2782,6 +2975,15 @@
     <w:abstractNumId w:val="991"/>
   </w:num>
   <w:num w:numId="1005">
+    <w:abstractNumId w:val="991"/>
+  </w:num>
+  <w:num w:numId="1006">
+    <w:abstractNumId w:val="991"/>
+  </w:num>
+  <w:num w:numId="1007">
+    <w:abstractNumId w:val="991"/>
+  </w:num>
+  <w:num w:numId="1008">
     <w:abstractNumId w:val="991"/>
   </w:num>
 </w:numbering>

--- a/downloads/teacher/04 Units/Unit 03 - Human Development and Relationships - Growing Up, Getting Along/Lesson 03.11 - Conflict Prevent Manage Repair.docx
+++ b/downloads/teacher/04 Units/Unit 03 - Human Development and Relationships - Growing Up, Getting Along/Lesson 03.11 - Conflict Prevent Manage Repair.docx
@@ -1268,22 +1268,7 @@
               <w:t xml:space="preserve">”</w:t>
             </w:r>
             <w:r>
-              <w:t xml:space="preserve">), make it right (return it, redo it, fix it), move on (do not bring it up next week). Model a bad apology and a real one. Then the safety rule: if it is at rung 5 (anything physical, a threat, a weapon, something that scares you) or it keeps coming back no matter what you do, it is not yours to handle alone. Name the adults: a parent or guardian, me, the counselor</w:t>
-            </w:r>
-            <w:r>
-              <w:t xml:space="preserve"> </w:t>
-            </w:r>
-            <w:r>
-              <w:rPr>
-                <w:rStyle w:val="TeacherNote"/>
-              </w:rPr>
-              <w:t xml:space="preserve">[Sal: name],</w:t>
-            </w:r>
-            <w:r>
-              <w:t xml:space="preserve"> </w:t>
-            </w:r>
-            <w:r>
-              <w:t xml:space="preserve">the dean, any teacher. Say that telling an adult is not tattling; tattling is trying to get someone in trouble, telling is trying to get someone safe.</w:t>
+              <w:t xml:space="preserve">), make it right (return it, redo it, fix it), move on (do not bring it up next week). Model a bad apology and a real one. Then the safety rule: if it is at rung 5 (anything physical, a threat, a weapon, something that scares you) or it keeps coming back no matter what you do, it is not yours to handle alone. Name the adults: a parent or guardian, me, the counselor, the dean, any teacher. Say that telling an adult is not tattling; tattling is trying to get someone in trouble, telling is trying to get someone safe.</w:t>
             </w:r>
           </w:p>
         </w:tc>
@@ -1886,7 +1871,7 @@
         <w:t xml:space="preserve"> </w:t>
       </w:r>
       <w:r>
-        <w:t xml:space="preserve">in Turkish, Portuguese, and Spanish (marked [check with a native speaker]); a student may role play in a shared home language with a coach who speaks it.</w:t>
+        <w:t xml:space="preserve">in Turkish, Portuguese, and Spanish (to be verified by a native speaker); a student may role play in a shared home language with a coach who speaks it.</w:t>
       </w:r>
     </w:p>
     <w:p>
@@ -2259,15 +2244,6 @@
       <w:r>
         <w:t xml:space="preserve">Inside the building: the counselor runs peer mediation in many middle schools; the five steps here are close to a mediation script, so a joint visit in Lesson 3.12 (where the counselor is introduced) works. The PE teacher deals with rung 2 and 3 conflicts daily and could use the same ladder language. Community: a local community mediation center, if one exists, sometimes sends a trainer to middle schools for one period.</w:t>
       </w:r>
-      <w:r>
-        <w:t xml:space="preserve"> </w:t>
-      </w:r>
-      <w:r>
-        <w:rPr>
-          <w:rStyle w:val="TeacherNote"/>
-        </w:rPr>
-        <w:t xml:space="preserve">[Sal: check whether your school or district has a peer mediation program.]</w:t>
-      </w:r>
     </w:p>
     <w:p>
       <w:pPr>
@@ -2360,7 +2336,7 @@
         <w:pStyle w:val="Compact"/>
       </w:pPr>
       <w:r>
-        <w:t xml:space="preserve">Sal’s own materials: the five-step decision model from Lesson 0.3 (name the choice, list options, weigh each against what matters, decide, look back) shapes</w:t>
+        <w:t xml:space="preserve">My own materials: the five-step decision model from Lesson 0.3 (name the choice, list options, weigh each against what matters, decide, look back) shapes</w:t>
       </w:r>
       <w:r>
         <w:t xml:space="preserve"> </w:t>
@@ -2498,15 +2474,6 @@
       <w:r>
         <w:t xml:space="preserve">Rung 5 means anything physical, a threat, a weapon, or anything that scares you. Say those four out loud, every class. A student who reports something during this lesson is reported the way the school’s policy says.</w:t>
       </w:r>
-      <w:r>
-        <w:t xml:space="preserve"> </w:t>
-      </w:r>
-      <w:r>
-        <w:rPr>
-          <w:rStyle w:val="TeacherNote"/>
-        </w:rPr>
-        <w:t xml:space="preserve">[Sal: put the building’s reporting steps in your own notes before you teach this; you are a mandated reporter.]</w:t>
-      </w:r>
     </w:p>
     <w:p>
       <w:pPr>
@@ -2532,7 +2499,7 @@
         <w:t xml:space="preserve">”</w:t>
       </w:r>
       <w:r>
-        <w:t xml:space="preserve">: name the choice, list options, weigh each, decide, look back. Grade 8 students notice this on their own; point it out for everyone else.</w:t>
+        <w:t xml:space="preserve">: name the choice, list options, weigh each against what matters, decide, look back. Grade 8 students notice this on their own; point it out for everyone else.</w:t>
       </w:r>
     </w:p>
     <w:sectPr>
